--- a/src/idea CO2/idea progetto calcolo.docx
+++ b/src/idea CO2/idea progetto calcolo.docx
@@ -119,7 +119,7 @@
       </w:r>
       <w:proofErr w:type="spellEnd"/>
       <w:r>
-        <w:t xml:space="preserve"> + ct^2 + d \</w:t>
+        <w:t xml:space="preserve"> + ct^2 + d </w:t>
       </w:r>
       <w:proofErr w:type="gramStart"/>
       <w:r>
@@ -145,6 +145,68 @@
       <w:r>
         <w:t xml:space="preserve"> e una parte trigonometrica per l'oscillazione annuale. Rispetta pienamente la consegna!</w:t>
       </w:r>
+    </w:p>
+    <w:p>
+      <w:pPr>
+        <w:ind w:left="720"/>
+      </w:pPr>
+      <w:r>
+        <w:t xml:space="preserve">il coseno ha un problema </w:t>
+      </w:r>
+      <w:proofErr w:type="spellStart"/>
+      <w:r>
+        <w:t>perche</w:t>
+      </w:r>
+      <w:proofErr w:type="spellEnd"/>
+      <w:r>
+        <w:t xml:space="preserve"> la matrice non ha rango massimo (</w:t>
+      </w:r>
+      <w:proofErr w:type="spellStart"/>
+      <w:r>
+        <w:t>rank</w:t>
+      </w:r>
+      <w:proofErr w:type="spellEnd"/>
+      <w:r>
+        <w:t xml:space="preserve"> </w:t>
+      </w:r>
+      <w:proofErr w:type="spellStart"/>
+      <w:r>
+        <w:t>deficient</w:t>
+      </w:r>
+      <w:proofErr w:type="spellEnd"/>
+      <w:r>
+        <w:t>)</w:t>
+      </w:r>
+    </w:p>
+    <w:p>
+      <w:pPr>
+        <w:ind w:left="720"/>
+      </w:pPr>
+      <w:r>
+        <w:t xml:space="preserve">usiamo questa funzione: </w:t>
+      </w:r>
+      <w:r>
+        <w:t xml:space="preserve">$f(t) = a + </w:t>
+      </w:r>
+      <w:proofErr w:type="spellStart"/>
+      <w:r>
+        <w:t>bt</w:t>
+      </w:r>
+      <w:proofErr w:type="spellEnd"/>
+      <w:r>
+        <w:t xml:space="preserve"> + ct^2 + d</w:t>
+      </w:r>
+      <w:r>
+        <w:t xml:space="preserve"> ln(t+</w:t>
+      </w:r>
+      <w:proofErr w:type="gramStart"/>
+      <w:r>
+        <w:t>1)</w:t>
+      </w:r>
+      <w:r>
+        <w:t>$</w:t>
+      </w:r>
+      <w:proofErr w:type="gramEnd"/>
     </w:p>
     <w:p>
       <w:pPr>
